--- a/agent-output/real-before-after/run-after/output/aipaper/final/paper.docx
+++ b/agent-output/real-before-after/run-after/output/aipaper/final/paper.docx
@@ -14,7 +14,7 @@
     </w:p>
     <w:p>
       <w:r>
-        <w:t xml:space="preserve">Therapist guided cognitive behavioral therapy for insomnia (CBT-I) has trial evidence for improving sleep onset latency in adults with primary insomnia. In a randomized trial of 120 adults, participants receiving CBT-I showed reduced time to fall asleep, and this improvement persisted at six-month follow-up (chen2024CbtIOutcomes). This finding supports CBT-I as a structured behavioral intervention with measurable short- to medium-term benefit for sleep initiation, rather than as evidence for broad improvement across all insomnia symptoms. Interpretation should remain cautious because the trial excluded patients with comorbid depression, limiting applicability to adults whose insomnia occurs alongside depressive disorders (chen2024CbtIOutcomes). The durability of benefit is also bounded by the reported six-month follow-up; the available evidence does not establish longer-term persistence. Thus, therapist guided CBT-I appears promising for sleep onset latency in selected adult samples, while subgroup generalizability remains uncertain.</w:t>
+        <w:t xml:space="preserve">Therapist guided cognitive behavioral therapy for insomnia (CBT-I) has randomized trial evidence suggesting benefit for adults with primary insomnia, particularly for sleep onset latency. In an RCT of 120 adults, CBT-I improved sleep onset latency, indicating that structured therapist delivered protocols may help patients fall asleep more quickly (chen2024CbtIOutcomes). Reported gains persisted at six-month follow-up, which suggests some durability of effect over medium-term observation; however, the available evidence is limited to an abstract-level report and does not establish longer-term maintenance beyond that period (chen2024CbtIOutcomes). Interpretation should also remain population-specific. The trial excluded patients with comorbid depression, so its findings should not be generalized to insomnia accompanied by depression or other psychiatric conditions (chen2024CbtIOutcomes). Overall, therapist guided CBT-I appears promising for reducing sleep onset latency in the studied adult sample, but stronger conclusions require fuller reporting and broader inclusion criteria.</w:t>
       </w:r>
     </w:p>
     <w:p>
@@ -24,7 +24,7 @@
     </w:p>
     <w:p>
       <w:r>
-        <w:t xml:space="preserve">Digital delivery has become a pragmatic route for extending sleep therapy beyond specialist clinics, but the present evidence supports only cautious conclusions. App-delivered sleep programs appear to reproduce selected components of therapist-guided protocols and may retain partial efficacy for insomnia-related outcomes (garcia2023DigitalDeliverySleep). However, the strength of this evidence is limited by substantial variability in reported effect sizes across studies, suggesting that benefits may depend on program design, user engagement, population characteristics, or implementation context (garcia2023DigitalDeliverySleep). Most available trials are short, which restricts confidence in claims about durability and makes it inappropriate to infer stable long-term effectiveness from current findings (garcia2023DigitalDeliverySleep). Consequently, digital sleep therapy should be described as a promising but heterogeneous delivery model rather than a uniformly effective substitute for therapist-guided CBT-I. Future studies should use longer follow-up periods, clearer intervention descriptions, and more consistent outcome reporting to determine which digital formats produce reliable and sustained benefit.</w:t>
+        <w:t xml:space="preserve">App-delivered sleep therapy programs appear to reproduce selected components of therapist-guided insomnia protocols, and snippet-level evidence suggests they may retain partial efficacy for improving sleep-related outcomes (garcia2023DigitalDeliverySleep). However, the available evidence supports only cautious interpretation: reported effect sizes vary widely across studies, indicating that no single magnitude of benefit should be assumed for digital delivery models (garcia2023DigitalDeliverySleep). In addition, most trials reviewed were short, which limits conclusions about whether benefits persist after program completion or across longer follow-up periods (garcia2023DigitalDeliverySleep). These limitations are important because digital delivery can differ substantially by app design, degree of guidance, adherence support, and target population. Therefore, current evidence is best interpreted as suggesting potential but incomplete support for app-delivered sleep therapy, rather than equivalence to therapist-guided CBT-I or durable long-term efficacy across platforms (garcia2023DigitalDeliverySleep).</w:t>
       </w:r>
     </w:p>
     <w:sectPr>
